--- a/backend-exhibits/SharePoint to SharePoint Online Advanced Plan - Advanced Include.docx
+++ b/backend-exhibits/SharePoint to SharePoint Online Advanced Plan - Advanced Include.docx
@@ -51,7 +51,7 @@
             </w:pPr>
             <w:r>
               <w:rPr>
-                <w:rFonts w:ascii="Arial" w:eastAsia="Arial" w:hAnsi="Arial" w:cs="Arial"/>
+                <w:rFonts w:ascii="Arial" w:hAnsi="Arial" w:cs="Arial" w:eastAsia="Arial"/>
                 <w:b/>
                 <w:sz w:val="21"/>
                 <w:szCs w:val="21"/>
@@ -85,7 +85,7 @@
             </w:pPr>
             <w:r>
               <w:rPr>
-                <w:rFonts w:ascii="Arial" w:eastAsia="Arial" w:hAnsi="Arial" w:cs="Arial"/>
+                <w:rFonts w:ascii="Arial" w:hAnsi="Arial" w:cs="Arial" w:eastAsia="Arial"/>
                 <w:b/>
                 <w:sz w:val="21"/>
                 <w:szCs w:val="21"/>
@@ -113,7 +113,7 @@
             </w:pPr>
             <w:r>
               <w:rPr>
-                <w:rFonts w:ascii="Arial" w:eastAsia="Arial" w:hAnsi="Arial" w:cs="Arial"/>
+                <w:rFonts w:ascii="Arial" w:hAnsi="Arial" w:cs="Arial" w:eastAsia="Arial"/>
                 <w:sz w:val="21"/>
                 <w:szCs w:val="21"/>
               </w:rPr>
@@ -146,7 +146,7 @@
             </w:pPr>
             <w:r>
               <w:rPr>
-                <w:rFonts w:ascii="Arial" w:eastAsia="Arial" w:hAnsi="Arial" w:cs="Arial"/>
+                <w:rFonts w:ascii="Arial" w:hAnsi="Arial" w:cs="Arial" w:eastAsia="Arial"/>
                 <w:b/>
                 <w:sz w:val="21"/>
                 <w:szCs w:val="21"/>
@@ -175,7 +175,7 @@
             </w:pPr>
             <w:r>
               <w:rPr>
-                <w:rFonts w:ascii="Arial" w:eastAsia="Arial" w:hAnsi="Arial" w:cs="Arial"/>
+                <w:rFonts w:ascii="Arial" w:hAnsi="Arial" w:cs="Arial" w:eastAsia="Arial"/>
                 <w:sz w:val="21"/>
                 <w:szCs w:val="21"/>
               </w:rPr>
@@ -208,7 +208,7 @@
             </w:pPr>
             <w:r>
               <w:rPr>
-                <w:rFonts w:ascii="Arial" w:eastAsia="Arial" w:hAnsi="Arial" w:cs="Arial"/>
+                <w:rFonts w:ascii="Arial" w:hAnsi="Arial" w:cs="Arial" w:eastAsia="Arial"/>
                 <w:b/>
                 <w:sz w:val="21"/>
                 <w:szCs w:val="21"/>
@@ -236,7 +236,7 @@
             </w:pPr>
             <w:r>
               <w:rPr>
-                <w:rFonts w:ascii="Arial" w:eastAsia="Arial" w:hAnsi="Arial" w:cs="Arial"/>
+                <w:rFonts w:ascii="Arial" w:hAnsi="Arial" w:cs="Arial" w:eastAsia="Arial"/>
                 <w:sz w:val="21"/>
                 <w:szCs w:val="21"/>
               </w:rPr>
@@ -269,7 +269,7 @@
             </w:pPr>
             <w:r>
               <w:rPr>
-                <w:rFonts w:ascii="Arial" w:eastAsia="Arial" w:hAnsi="Arial" w:cs="Arial"/>
+                <w:rFonts w:ascii="Arial" w:hAnsi="Arial" w:cs="Arial" w:eastAsia="Arial"/>
                 <w:b/>
                 <w:sz w:val="21"/>
                 <w:szCs w:val="21"/>
@@ -297,7 +297,7 @@
             </w:pPr>
             <w:r>
               <w:rPr>
-                <w:rFonts w:ascii="Arial" w:eastAsia="Arial" w:hAnsi="Arial" w:cs="Arial"/>
+                <w:rFonts w:ascii="Arial" w:hAnsi="Arial" w:cs="Arial" w:eastAsia="Arial"/>
                 <w:sz w:val="21"/>
                 <w:szCs w:val="21"/>
               </w:rPr>
@@ -330,7 +330,7 @@
             </w:pPr>
             <w:r>
               <w:rPr>
-                <w:rFonts w:ascii="Arial" w:eastAsia="Arial" w:hAnsi="Arial" w:cs="Arial"/>
+                <w:rFonts w:ascii="Arial" w:hAnsi="Arial" w:cs="Arial" w:eastAsia="Arial"/>
                 <w:b/>
                 <w:sz w:val="21"/>
                 <w:szCs w:val="21"/>
@@ -358,7 +358,7 @@
             </w:pPr>
             <w:r>
               <w:rPr>
-                <w:rFonts w:ascii="Arial" w:eastAsia="Arial" w:hAnsi="Arial" w:cs="Arial"/>
+                <w:rFonts w:ascii="Arial" w:hAnsi="Arial" w:cs="Arial" w:eastAsia="Arial"/>
                 <w:sz w:val="21"/>
                 <w:szCs w:val="21"/>
               </w:rPr>
@@ -392,7 +392,7 @@
             </w:pPr>
             <w:r>
               <w:rPr>
-                <w:rFonts w:ascii="Arial" w:eastAsia="Arial" w:hAnsi="Arial" w:cs="Arial"/>
+                <w:rFonts w:ascii="Arial" w:hAnsi="Arial" w:cs="Arial" w:eastAsia="Arial"/>
                 <w:b/>
                 <w:sz w:val="21"/>
                 <w:szCs w:val="21"/>
@@ -421,7 +421,7 @@
             </w:pPr>
             <w:r>
               <w:rPr>
-                <w:rFonts w:ascii="Arial" w:eastAsia="Arial" w:hAnsi="Arial" w:cs="Arial"/>
+                <w:rFonts w:ascii="Arial" w:hAnsi="Arial" w:cs="Arial" w:eastAsia="Arial"/>
                 <w:sz w:val="21"/>
                 <w:szCs w:val="21"/>
               </w:rPr>
@@ -454,7 +454,7 @@
             </w:pPr>
             <w:r>
               <w:rPr>
-                <w:rFonts w:ascii="Arial" w:eastAsia="Arial" w:hAnsi="Arial" w:cs="Arial"/>
+                <w:rFonts w:ascii="Arial" w:hAnsi="Arial" w:cs="Arial" w:eastAsia="Arial"/>
                 <w:b/>
                 <w:sz w:val="21"/>
                 <w:szCs w:val="21"/>
@@ -482,7 +482,7 @@
             </w:pPr>
             <w:r>
               <w:rPr>
-                <w:rFonts w:ascii="Arial" w:eastAsia="Arial" w:hAnsi="Arial" w:cs="Arial"/>
+                <w:rFonts w:ascii="Arial" w:hAnsi="Arial" w:cs="Arial" w:eastAsia="Arial"/>
                 <w:sz w:val="21"/>
                 <w:szCs w:val="21"/>
               </w:rPr>
@@ -515,7 +515,7 @@
             </w:pPr>
             <w:r>
               <w:rPr>
-                <w:rFonts w:ascii="Arial" w:eastAsia="Arial" w:hAnsi="Arial" w:cs="Arial"/>
+                <w:rFonts w:ascii="Arial" w:hAnsi="Arial" w:cs="Arial" w:eastAsia="Arial"/>
                 <w:b/>
                 <w:sz w:val="21"/>
                 <w:szCs w:val="21"/>
@@ -543,7 +543,7 @@
             </w:pPr>
             <w:r>
               <w:rPr>
-                <w:rFonts w:ascii="Arial" w:eastAsia="Arial" w:hAnsi="Arial" w:cs="Arial"/>
+                <w:rFonts w:ascii="Arial" w:hAnsi="Arial" w:cs="Arial" w:eastAsia="Arial"/>
                 <w:sz w:val="21"/>
                 <w:szCs w:val="21"/>
               </w:rPr>
@@ -576,7 +576,7 @@
             </w:pPr>
             <w:r>
               <w:rPr>
-                <w:rFonts w:ascii="Arial" w:eastAsia="Arial" w:hAnsi="Arial" w:cs="Arial"/>
+                <w:rFonts w:ascii="Arial" w:hAnsi="Arial" w:cs="Arial" w:eastAsia="Arial"/>
                 <w:b/>
                 <w:sz w:val="21"/>
                 <w:szCs w:val="21"/>
@@ -604,7 +604,7 @@
             </w:pPr>
             <w:r>
               <w:rPr>
-                <w:rFonts w:ascii="Arial" w:eastAsia="Arial" w:hAnsi="Arial" w:cs="Arial"/>
+                <w:rFonts w:ascii="Arial" w:hAnsi="Arial" w:cs="Arial" w:eastAsia="Arial"/>
                 <w:sz w:val="21"/>
                 <w:szCs w:val="21"/>
               </w:rPr>
@@ -637,7 +637,7 @@
             </w:pPr>
             <w:r>
               <w:rPr>
-                <w:rFonts w:ascii="Arial" w:eastAsia="Arial" w:hAnsi="Arial" w:cs="Arial"/>
+                <w:rFonts w:ascii="Arial" w:hAnsi="Arial" w:cs="Arial" w:eastAsia="Arial"/>
                 <w:b/>
                 <w:sz w:val="21"/>
                 <w:szCs w:val="21"/>
@@ -666,7 +666,7 @@
             </w:pPr>
             <w:r>
               <w:rPr>
-                <w:rFonts w:ascii="Arial" w:eastAsia="Arial" w:hAnsi="Arial" w:cs="Arial"/>
+                <w:rFonts w:ascii="Arial" w:hAnsi="Arial" w:cs="Arial" w:eastAsia="Arial"/>
                 <w:sz w:val="21"/>
                 <w:szCs w:val="21"/>
               </w:rPr>
@@ -699,7 +699,7 @@
             </w:pPr>
             <w:r>
               <w:rPr>
-                <w:rFonts w:ascii="Arial" w:eastAsia="Arial" w:hAnsi="Arial" w:cs="Arial"/>
+                <w:rFonts w:ascii="Arial" w:hAnsi="Arial" w:cs="Arial" w:eastAsia="Arial"/>
                 <w:b/>
                 <w:sz w:val="21"/>
                 <w:szCs w:val="21"/>
@@ -727,7 +727,7 @@
             </w:pPr>
             <w:r>
               <w:rPr>
-                <w:rFonts w:ascii="Arial" w:eastAsia="Arial" w:hAnsi="Arial" w:cs="Arial"/>
+                <w:rFonts w:ascii="Arial" w:hAnsi="Arial" w:cs="Arial" w:eastAsia="Arial"/>
                 <w:sz w:val="21"/>
                 <w:szCs w:val="21"/>
               </w:rPr>
@@ -760,7 +760,7 @@
             </w:pPr>
             <w:r>
               <w:rPr>
-                <w:rFonts w:ascii="Arial" w:eastAsia="Arial" w:hAnsi="Arial" w:cs="Arial"/>
+                <w:rFonts w:ascii="Arial" w:hAnsi="Arial" w:cs="Arial" w:eastAsia="Arial"/>
                 <w:b/>
                 <w:sz w:val="21"/>
                 <w:szCs w:val="21"/>
@@ -788,7 +788,7 @@
             </w:pPr>
             <w:r>
               <w:rPr>
-                <w:rFonts w:ascii="Arial" w:eastAsia="Arial" w:hAnsi="Arial" w:cs="Arial"/>
+                <w:rFonts w:ascii="Arial" w:hAnsi="Arial" w:cs="Arial" w:eastAsia="Arial"/>
                 <w:sz w:val="21"/>
                 <w:szCs w:val="21"/>
               </w:rPr>
@@ -821,7 +821,7 @@
             </w:pPr>
             <w:r>
               <w:rPr>
-                <w:rFonts w:ascii="Arial" w:eastAsia="Arial" w:hAnsi="Arial" w:cs="Arial"/>
+                <w:rFonts w:ascii="Arial" w:hAnsi="Arial" w:cs="Arial" w:eastAsia="Arial"/>
                 <w:b/>
                 <w:sz w:val="21"/>
                 <w:szCs w:val="21"/>
@@ -849,7 +849,7 @@
             </w:pPr>
             <w:r>
               <w:rPr>
-                <w:rFonts w:ascii="Arial" w:eastAsia="Arial" w:hAnsi="Arial" w:cs="Arial"/>
+                <w:rFonts w:ascii="Arial" w:hAnsi="Arial" w:cs="Arial" w:eastAsia="Arial"/>
                 <w:sz w:val="21"/>
                 <w:szCs w:val="21"/>
               </w:rPr>
@@ -882,7 +882,7 @@
             </w:pPr>
             <w:r>
               <w:rPr>
-                <w:rFonts w:ascii="Arial" w:eastAsia="Arial" w:hAnsi="Arial" w:cs="Arial"/>
+                <w:rFonts w:ascii="Arial" w:hAnsi="Arial" w:cs="Arial" w:eastAsia="Arial"/>
                 <w:b/>
                 <w:sz w:val="21"/>
                 <w:szCs w:val="21"/>
@@ -910,7 +910,7 @@
             </w:pPr>
             <w:r>
               <w:rPr>
-                <w:rFonts w:ascii="Arial" w:eastAsia="Arial" w:hAnsi="Arial" w:cs="Arial"/>
+                <w:rFonts w:ascii="Arial" w:hAnsi="Arial" w:cs="Arial" w:eastAsia="Arial"/>
                 <w:sz w:val="21"/>
                 <w:szCs w:val="21"/>
               </w:rPr>
@@ -935,10 +935,10 @@
   <w:docDefaults>
     <w:rPrDefault>
       <w:rPr>
-        <w:rFonts w:asciiTheme="minorHAnsi" w:eastAsiaTheme="minorEastAsia" w:hAnsiTheme="minorHAnsi" w:cstheme="minorBidi"/>
+        <w:rFonts w:ascii="Arial" w:hAnsi="Arial" w:cs="Arial" w:eastAsia="Arial"/>
         <w:kern w:val="2"/>
-        <w:sz w:val="24"/>
-        <w:szCs w:val="24"/>
+        <w:sz w:val="21"/>
+        <w:szCs w:val="21"/>
         <w:lang w:val="en-IN" w:eastAsia="en-IN" w:bidi="ar-SA"/>
         <w14:ligatures w14:val="standardContextual"/>
       </w:rPr>
@@ -1334,9 +1334,9 @@
       <w:spacing w:line="259" w:lineRule="auto"/>
     </w:pPr>
     <w:rPr>
-      <w:rFonts w:ascii="Calibri" w:eastAsia="Calibri" w:hAnsi="Calibri" w:cs="Calibri"/>
+      <w:rFonts w:ascii="Arial" w:hAnsi="Arial" w:cs="Arial" w:eastAsia="Arial"/>
       <w:color w:val="000000"/>
-      <w:sz w:val="22"/>
+      <w:sz w:val="21"/>
     </w:rPr>
   </w:style>
   <w:style w:type="character" w:default="1" w:styleId="DefaultParagraphFont">
